--- a/pi5/docs/install_script_guide.docx
+++ b/pi5/docs/install_script_guide.docx
@@ -41,7 +41,7 @@
         <w:br/>
         <w:t>新規Pi5への一括セットアップ手順(README.md相当)</w:t>
         <w:br/>
-        <w:t>版: 2026-08-15</w:t>
+        <w:t>版: 2026-09-30</w:t>
       </w:r>
     </w:p>
     <w:p>
@@ -237,7 +237,7 @@
                 <w:rFonts w:ascii="Courier New" w:hAnsi="Courier New"/>
                 <w:sz w:val="19"/>
               </w:rPr>
-              <w:t>git clone https://github.com/kazushinjo/Shonan_Lite-pi5.git</w:t>
+              <w:t>git clone https://github.com/kazushinjo/Shonan_Lite-RasPI5.git</w:t>
             </w:r>
           </w:p>
           <w:p>
@@ -249,7 +249,7 @@
                 <w:rFonts w:ascii="Courier New" w:hAnsi="Courier New"/>
                 <w:sz w:val="19"/>
               </w:rPr>
-              <w:t>cd Shonan_Lite-pi5</w:t>
+              <w:t>cd Shonan_Lite-RasPI5</w:t>
             </w:r>
           </w:p>
           <w:p>
@@ -261,7 +261,7 @@
                 <w:rFonts w:ascii="Courier New" w:hAnsi="Courier New"/>
                 <w:sz w:val="19"/>
               </w:rPr>
-              <w:t>./pi5/scripts/install.sh          # HTTPSでclone(既定)</w:t>
+              <w:t>./pi5/scripts/install.sh          # HTTPSでclone(既定。publicなので認証不要)</w:t>
             </w:r>
           </w:p>
           <w:p>
@@ -276,13 +276,25 @@
               <w:t># ./pi5/scripts/install_ssh.sh    # GitHubにSSH鍵を登録済みならこちらでも可</w:t>
             </w:r>
           </w:p>
+          <w:p>
+            <w:pPr>
+              <w:spacing w:after="0"/>
+            </w:pPr>
+            <w:r>
+              <w:rPr>
+                <w:rFonts w:ascii="Courier New" w:hAnsi="Courier New"/>
+                <w:sz w:val="19"/>
+              </w:rPr>
+              <w:t># ./pi5/scripts/install_local.sh  # 既にあるローカルクローンから展開する場合</w:t>
+            </w:r>
+          </w:p>
         </w:tc>
       </w:tr>
     </w:tbl>
     <w:p/>
     <w:p>
       <w:r>
-        <w:t>日本語入力ビルド・受信(RX)用GNU Radio/gr-dvbs2rxビルドはそれぞれ省略して時間短縮できる(RX用を省略すると受信機能は使えなくなる):</w:t>
+        <w:t>日本語入力ビルド・受信(RX)用GNU Radio/gr-dvbs2rxビルド・Langstone V3ビルドはそれぞれ省略して時間短縮できる(省略した機能は使えなくなる):</w:t>
       </w:r>
     </w:p>
     <w:tbl>
@@ -310,7 +322,7 @@
                 <w:rFonts w:ascii="Courier New" w:hAnsi="Courier New"/>
                 <w:sz w:val="19"/>
               </w:rPr>
-              <w:t>SKIP_JA_KEYBOARD=1 SKIP_GNURADIO_BUILD=1 ./pi5/scripts/install.sh</w:t>
+              <w:t>SKIP_JA_KEYBOARD=1 SKIP_GNURADIO_BUILD=1 SKIP_LANGSTONE_BUILD=1 ./pi5/scripts/install.sh</w:t>
             </w:r>
           </w:p>
         </w:tc>
@@ -319,7 +331,12 @@
     <w:p/>
     <w:p>
       <w:r>
-        <w:t>完了後、shonan-gui.serviceがsystemdに登録されGUIが自動起動する。あわせて/boot/firmware/config.txtへavoid_warnings=1(電源電圧警告アイコンの表示抑制)を未設定なら自動で追記する(反映には再起動が必要)。</w:t>
+        <w:t>PC側からpi5/scripts/deploy_to_pi5.shを実行すると、PC上の作業フォルダーをPi5へ転送してinstall_local.shを実行できる(SSHのパスワード入力は最初の1回だけ)。</w:t>
+      </w:r>
+    </w:p>
+    <w:p>
+      <w:r>
+        <w:t>処理は0/9〜9/9の10段階(前提条件の確認、ソース取得、依存パッケージ、日本語入力、受信用GNU Radio、Langstone V3、起動時コンソール表示の抑制、sudoers設定、電源電圧警告の抑制、systemdサービス登録)。完了後は起動メニュー(shonan-boot-menu.service)が自動起動し、Shonan_LiteかLangstone V3を選んで起動する。あわせて/boot/firmware/config.txtへavoid_warnings=1(電源電圧警告アイコンの表示抑制)を未設定なら自動で追記する(反映には再起動が必要)。</w:t>
       </w:r>
     </w:p>
     <w:p>
@@ -348,14 +365,6 @@
         <w:pStyle w:val="ListBullet"/>
       </w:pPr>
       <w:r>
-        <w:t>gitが事前にインストール済みであること</w:t>
-      </w:r>
-    </w:p>
-    <w:p>
-      <w:pPr>
-        <w:pStyle w:val="ListBullet"/>
-      </w:pPr>
-      <w:r>
         <w:t>GitHub/apt配布ミラーへのインターネット到達性</w:t>
       </w:r>
     </w:p>
@@ -377,7 +386,7 @@
     </w:p>
     <w:p>
       <w:r>
-        <w:t>詳細な各手順の解説・トラブルシュートはpi5/docs/install_script_guide.mdを参照。</w:t>
+        <w:t>gitが無い場合は0/9で自動導入する。リポジトリはpublicのためGitHubの認証は不要。詳細な各手順の解説・トラブルシュートはpi5/docs/install_script_guide.md(英語版: install_script_guide_en.md)を参照。</w:t>
       </w:r>
     </w:p>
     <w:p>
